--- a/疟原虫综合知识手册 (1).docx
+++ b/疟原虫综合知识手册 (1).docx
@@ -2183,8 +2183,18 @@
                 <w:sz w:val="20"/>
                 <w:szCs w:val="20"/>
               </w:rPr>
-              <w:t>氯喹 Chloroquine</w:t>
-            </w:r>
+              <w:t xml:space="preserve">氯喹 </w:t>
+            </w:r>
+            <w:bookmarkStart w:id="1" w:name="OLE_LINK4"/>
+            <w:r>
+              <w:rPr>
+                <w:rFonts w:eastAsia="Arial"/>
+                <w:sz w:val="20"/>
+                <w:szCs w:val="20"/>
+              </w:rPr>
+              <w:t>Chloroquine</w:t>
+            </w:r>
+            <w:bookmarkEnd w:id="1"/>
           </w:p>
         </w:tc>
         <w:tc>
